--- a/lessons/9-2-group2/homework.docx
+++ b/lessons/9-2-group2/homework.docx
@@ -19,24 +19,13 @@
     </w:p>
     <w:p>
       <w:pPr>
-        <w:pStyle w:val="Title"/>
+        <w:pStyle w:val="Heading1"/>
       </w:pPr>
       <w:r>
         <w:rPr>
           <w:rFonts w:ascii="Arial" w:hAnsi="Arial" w:eastAsia="Arial" w:cs="Arial"/>
         </w:rPr>
         <w:t>From Table to Graph</w:t>
-      </w:r>
-    </w:p>
-    <w:p>
-      <w:pPr>
-        <w:pStyle w:val="PublisherEdition"/>
-      </w:pPr>
-      <w:r>
-        <w:rPr>
-          <w:rFonts w:ascii="Arial" w:hAnsi="Arial" w:eastAsia="Arial" w:cs="Arial"/>
-        </w:rPr>
-        <w:t>Version 2  /  Regular</w:t>
       </w:r>
     </w:p>
     <w:p>
@@ -96,7 +85,7 @@
     </w:p>
     <w:p>
       <w:pPr>
-        <w:pStyle w:val="PublisherSection"/>
+        <w:pStyle w:val="Heading2"/>
         <w:shd w:val="clear" w:color="auto" w:fill="EEF4F5"/>
         <w:pBdr>
           <w:left w:val="single" w:color="176B70" w:sz="20" w:space="7"/>
@@ -118,8 +107,6 @@
       <w:tblPr>
         <w:tblW w:type="dxa" w:w="10368"/>
         <w:jc w:val="center"/>
-        <w:tblLayout w:type="fixed"/>
-        <w:tblLook w:firstColumn="1" w:firstRow="1" w:lastColumn="0" w:lastRow="0" w:noHBand="0" w:noVBand="1" w:val="04A0"/>
         <w:tblInd w:type="dxa" w:w="0"/>
         <w:tblBorders>
           <w:top w:val="single" w:color="B9C9CE" w:sz="4" w:space="0"/>
@@ -129,6 +116,10 @@
           <w:insideH w:val="single" w:color="FFFFFF" w:sz="8" w:space="0"/>
           <w:insideV w:val="single" w:color="FFFFFF" w:sz="12" w:space="0"/>
         </w:tblBorders>
+        <w:tblLayout w:type="fixed"/>
+        <w:tblLook w:firstColumn="1" w:firstRow="1" w:lastColumn="0" w:lastRow="0" w:noHBand="0" w:noVBand="1" w:val="04A0"/>
+        <w:tblCaption w:val="Learn from a model"/>
+        <w:tblDescription w:val="Layout table. It only arranges the page; read its cells in order."/>
       </w:tblPr>
       <w:tblGrid>
         <w:gridCol w:w="4464"/>
@@ -429,7 +420,7 @@
     </w:p>
     <w:p>
       <w:pPr>
-        <w:pStyle w:val="PublisherSection"/>
+        <w:pStyle w:val="Heading2"/>
         <w:shd w:val="clear" w:color="auto" w:fill="EEF4F5"/>
         <w:pBdr>
           <w:left w:val="single" w:color="176B70" w:sz="20" w:space="7"/>
@@ -451,8 +442,6 @@
       <w:tblPr>
         <w:tblW w:type="dxa" w:w="10368"/>
         <w:jc w:val="center"/>
-        <w:tblLayout w:type="fixed"/>
-        <w:tblLook w:firstColumn="1" w:firstRow="1" w:lastColumn="0" w:lastRow="0" w:noHBand="0" w:noVBand="1" w:val="04A0"/>
         <w:tblInd w:type="dxa" w:w="0"/>
         <w:tblBorders>
           <w:top w:val="nil"/>
@@ -462,6 +451,10 @@
           <w:insideH w:val="nil"/>
           <w:insideV w:val="nil"/>
         </w:tblBorders>
+        <w:tblLayout w:type="fixed"/>
+        <w:tblLook w:firstColumn="1" w:firstRow="1" w:lastColumn="0" w:lastRow="0" w:noHBand="0" w:noVBand="1" w:val="04A0"/>
+        <w:tblCaption w:val="Exercise 1"/>
+        <w:tblDescription w:val="Layout table. It only arranges the page; read its cells in order."/>
       </w:tblPr>
       <w:tblGrid>
         <w:gridCol w:w="10368"/>
@@ -548,8 +541,6 @@
             <w:tblPr>
               <w:tblW w:type="dxa" w:w="10368"/>
               <w:jc w:val="center"/>
-              <w:tblLayout w:type="fixed"/>
-              <w:tblLook w:firstColumn="1" w:firstRow="1" w:lastColumn="0" w:lastRow="0" w:noHBand="0" w:noVBand="1" w:val="04A0"/>
               <w:tblInd w:type="dxa" w:w="0"/>
               <w:tblBorders>
                 <w:top w:val="single" w:color="B9C9CE" w:sz="4" w:space="0"/>
@@ -557,6 +548,10 @@
                 <w:bottom w:val="single" w:color="B9C9CE" w:sz="4" w:space="0"/>
                 <w:right w:val="single" w:color="B9C9CE" w:sz="4" w:space="0"/>
               </w:tblBorders>
+              <w:tblLayout w:type="fixed"/>
+              <w:tblLook w:firstColumn="1" w:firstRow="1" w:lastColumn="0" w:lastRow="0" w:noHBand="0" w:noVBand="1" w:val="04A0"/>
+              <w:tblCaption w:val="Workspace"/>
+              <w:tblDescription w:val="Layout table that frames the blank workspace for this exercise."/>
             </w:tblPr>
             <w:tblGrid>
               <w:gridCol w:w="10368"/>
@@ -603,7 +598,7 @@
                     <w:drawing>
                       <wp:inline xmlns:a="http://schemas.openxmlformats.org/drawingml/2006/main" xmlns:pic="http://schemas.openxmlformats.org/drawingml/2006/picture">
                         <wp:extent cx="6382512" cy="685800"/>
-                        <wp:docPr id="1" name="Picture 1" descr="PUBLISHER_WORKSPACE: Blank square grid for sketching a geometric figure or net. The grid has no assigned measurements or scale." title="SHOW YOUR THINKING"/>
+                        <wp:docPr id="1" name="Picture 1" descr="Blank square grid for sketching a geometric figure or net. The grid has no assigned measurements or scale." title="SHOW YOUR THINKING"/>
                         <wp:cNvGraphicFramePr>
                           <a:graphicFrameLocks noChangeAspect="1"/>
                         </wp:cNvGraphicFramePr>
@@ -670,8 +665,6 @@
       <w:tblPr>
         <w:tblW w:type="dxa" w:w="10368"/>
         <w:jc w:val="center"/>
-        <w:tblLayout w:type="fixed"/>
-        <w:tblLook w:firstColumn="1" w:firstRow="1" w:lastColumn="0" w:lastRow="0" w:noHBand="0" w:noVBand="1" w:val="04A0"/>
         <w:tblInd w:type="dxa" w:w="0"/>
         <w:tblBorders>
           <w:top w:val="nil"/>
@@ -681,6 +674,10 @@
           <w:insideH w:val="nil"/>
           <w:insideV w:val="nil"/>
         </w:tblBorders>
+        <w:tblLayout w:type="fixed"/>
+        <w:tblLook w:firstColumn="1" w:firstRow="1" w:lastColumn="0" w:lastRow="0" w:noHBand="0" w:noVBand="1" w:val="04A0"/>
+        <w:tblCaption w:val="Exercise 2"/>
+        <w:tblDescription w:val="Layout table. It only arranges the page; read its cells in order."/>
       </w:tblPr>
       <w:tblGrid>
         <w:gridCol w:w="10368"/>
@@ -832,8 +829,6 @@
             <w:tblPr>
               <w:tblW w:type="dxa" w:w="10368"/>
               <w:jc w:val="center"/>
-              <w:tblLayout w:type="fixed"/>
-              <w:tblLook w:firstColumn="1" w:firstRow="1" w:lastColumn="0" w:lastRow="0" w:noHBand="0" w:noVBand="1" w:val="04A0"/>
               <w:tblInd w:type="dxa" w:w="0"/>
               <w:tblBorders>
                 <w:top w:val="single" w:color="B9C9CE" w:sz="4" w:space="0"/>
@@ -841,6 +836,10 @@
                 <w:bottom w:val="single" w:color="B9C9CE" w:sz="4" w:space="0"/>
                 <w:right w:val="single" w:color="B9C9CE" w:sz="4" w:space="0"/>
               </w:tblBorders>
+              <w:tblLayout w:type="fixed"/>
+              <w:tblLook w:firstColumn="1" w:firstRow="1" w:lastColumn="0" w:lastRow="0" w:noHBand="0" w:noVBand="1" w:val="04A0"/>
+              <w:tblCaption w:val="Workspace"/>
+              <w:tblDescription w:val="Layout table that frames the blank workspace for this exercise."/>
             </w:tblPr>
             <w:tblGrid>
               <w:gridCol w:w="10368"/>
@@ -887,7 +886,7 @@
                     <w:drawing>
                       <wp:inline xmlns:a="http://schemas.openxmlformats.org/drawingml/2006/main" xmlns:pic="http://schemas.openxmlformats.org/drawingml/2006/picture">
                         <wp:extent cx="6382512" cy="685800"/>
-                        <wp:docPr id="2" name="Picture 2" descr="PUBLISHER_WORKSPACE: Blank square grid for sketching a geometric figure or net. The grid has no assigned measurements or scale." title="SHOW YOUR THINKING"/>
+                        <wp:docPr id="2" name="Picture 2" descr="Blank square grid for sketching a geometric figure or net. The grid has no assigned measurements or scale." title="SHOW YOUR THINKING"/>
                         <wp:cNvGraphicFramePr>
                           <a:graphicFrameLocks noChangeAspect="1"/>
                         </wp:cNvGraphicFramePr>
@@ -954,8 +953,6 @@
       <w:tblPr>
         <w:tblW w:type="dxa" w:w="10368"/>
         <w:jc w:val="center"/>
-        <w:tblLayout w:type="fixed"/>
-        <w:tblLook w:firstColumn="1" w:firstRow="1" w:lastColumn="0" w:lastRow="0" w:noHBand="0" w:noVBand="1" w:val="04A0"/>
         <w:tblInd w:type="dxa" w:w="0"/>
         <w:tblBorders>
           <w:top w:val="nil"/>
@@ -965,6 +962,10 @@
           <w:insideH w:val="nil"/>
           <w:insideV w:val="nil"/>
         </w:tblBorders>
+        <w:tblLayout w:type="fixed"/>
+        <w:tblLook w:firstColumn="1" w:firstRow="1" w:lastColumn="0" w:lastRow="0" w:noHBand="0" w:noVBand="1" w:val="04A0"/>
+        <w:tblCaption w:val="Exercise 3"/>
+        <w:tblDescription w:val="Layout table. It only arranges the page; read its cells in order."/>
       </w:tblPr>
       <w:tblGrid>
         <w:gridCol w:w="10368"/>
@@ -1051,8 +1052,6 @@
             <w:tblPr>
               <w:tblW w:type="dxa" w:w="10368"/>
               <w:jc w:val="center"/>
-              <w:tblLayout w:type="fixed"/>
-              <w:tblLook w:firstColumn="1" w:firstRow="1" w:lastColumn="0" w:lastRow="0" w:noHBand="0" w:noVBand="1" w:val="04A0"/>
               <w:tblInd w:type="dxa" w:w="0"/>
               <w:tblBorders>
                 <w:top w:val="single" w:color="B9C9CE" w:sz="4" w:space="0"/>
@@ -1060,6 +1059,10 @@
                 <w:bottom w:val="single" w:color="B9C9CE" w:sz="4" w:space="0"/>
                 <w:right w:val="single" w:color="B9C9CE" w:sz="4" w:space="0"/>
               </w:tblBorders>
+              <w:tblLayout w:type="fixed"/>
+              <w:tblLook w:firstColumn="1" w:firstRow="1" w:lastColumn="0" w:lastRow="0" w:noHBand="0" w:noVBand="1" w:val="04A0"/>
+              <w:tblCaption w:val="Workspace"/>
+              <w:tblDescription w:val="Layout table that frames the blank workspace for this exercise."/>
             </w:tblPr>
             <w:tblGrid>
               <w:gridCol w:w="10368"/>
@@ -1106,7 +1109,7 @@
                     <w:drawing>
                       <wp:inline xmlns:a="http://schemas.openxmlformats.org/drawingml/2006/main" xmlns:pic="http://schemas.openxmlformats.org/drawingml/2006/picture">
                         <wp:extent cx="6382512" cy="685800"/>
-                        <wp:docPr id="3" name="Picture 3" descr="PUBLISHER_WORKSPACE: Blank square grid for sketching a geometric figure or net. The grid has no assigned measurements or scale." title="SHOW YOUR THINKING"/>
+                        <wp:docPr id="3" name="Picture 3" descr="Blank square grid for sketching a geometric figure or net. The grid has no assigned measurements or scale." title="SHOW YOUR THINKING"/>
                         <wp:cNvGraphicFramePr>
                           <a:graphicFrameLocks noChangeAspect="1"/>
                         </wp:cNvGraphicFramePr>
@@ -1173,8 +1176,6 @@
       <w:tblPr>
         <w:tblW w:type="dxa" w:w="10368"/>
         <w:jc w:val="center"/>
-        <w:tblLayout w:type="fixed"/>
-        <w:tblLook w:firstColumn="1" w:firstRow="1" w:lastColumn="0" w:lastRow="0" w:noHBand="0" w:noVBand="1" w:val="04A0"/>
         <w:tblInd w:type="dxa" w:w="0"/>
         <w:tblBorders>
           <w:top w:val="nil"/>
@@ -1184,6 +1185,10 @@
           <w:insideH w:val="nil"/>
           <w:insideV w:val="nil"/>
         </w:tblBorders>
+        <w:tblLayout w:type="fixed"/>
+        <w:tblLook w:firstColumn="1" w:firstRow="1" w:lastColumn="0" w:lastRow="0" w:noHBand="0" w:noVBand="1" w:val="04A0"/>
+        <w:tblCaption w:val="Exercise 4"/>
+        <w:tblDescription w:val="Layout table. It only arranges the page; read its cells in order."/>
       </w:tblPr>
       <w:tblGrid>
         <w:gridCol w:w="10368"/>
@@ -1355,8 +1360,6 @@
             <w:tblPr>
               <w:tblW w:type="dxa" w:w="10368"/>
               <w:jc w:val="center"/>
-              <w:tblLayout w:type="fixed"/>
-              <w:tblLook w:firstColumn="1" w:firstRow="1" w:lastColumn="0" w:lastRow="0" w:noHBand="0" w:noVBand="1" w:val="04A0"/>
               <w:tblInd w:type="dxa" w:w="0"/>
               <w:tblBorders>
                 <w:top w:val="single" w:color="B9C9CE" w:sz="4" w:space="0"/>
@@ -1364,6 +1367,10 @@
                 <w:bottom w:val="single" w:color="B9C9CE" w:sz="4" w:space="0"/>
                 <w:right w:val="single" w:color="B9C9CE" w:sz="4" w:space="0"/>
               </w:tblBorders>
+              <w:tblLayout w:type="fixed"/>
+              <w:tblLook w:firstColumn="1" w:firstRow="1" w:lastColumn="0" w:lastRow="0" w:noHBand="0" w:noVBand="1" w:val="04A0"/>
+              <w:tblCaption w:val="Workspace"/>
+              <w:tblDescription w:val="Layout table that frames the blank workspace for this exercise."/>
             </w:tblPr>
             <w:tblGrid>
               <w:gridCol w:w="10368"/>
@@ -1410,7 +1417,7 @@
                     <w:drawing>
                       <wp:inline xmlns:a="http://schemas.openxmlformats.org/drawingml/2006/main" xmlns:pic="http://schemas.openxmlformats.org/drawingml/2006/picture">
                         <wp:extent cx="6382512" cy="1097280"/>
-                        <wp:docPr id="4" name="Picture 4" descr="PUBLISHER_WORKSPACE: Blank square grid for sketching a geometric figure or net. The grid has no assigned measurements or scale." title="SHOW YOUR THINKING"/>
+                        <wp:docPr id="4" name="Picture 4" descr="Blank square grid for sketching a geometric figure or net. The grid has no assigned measurements or scale." title="SHOW YOUR THINKING"/>
                         <wp:cNvGraphicFramePr>
                           <a:graphicFrameLocks noChangeAspect="1"/>
                         </wp:cNvGraphicFramePr>
@@ -1477,8 +1484,6 @@
       <w:tblPr>
         <w:tblW w:type="dxa" w:w="10368"/>
         <w:jc w:val="center"/>
-        <w:tblLayout w:type="fixed"/>
-        <w:tblLook w:firstColumn="1" w:firstRow="1" w:lastColumn="0" w:lastRow="0" w:noHBand="0" w:noVBand="1" w:val="04A0"/>
         <w:tblInd w:type="dxa" w:w="0"/>
         <w:tblBorders>
           <w:top w:val="nil"/>
@@ -1488,6 +1493,10 @@
           <w:insideH w:val="nil"/>
           <w:insideV w:val="nil"/>
         </w:tblBorders>
+        <w:tblLayout w:type="fixed"/>
+        <w:tblLook w:firstColumn="1" w:firstRow="1" w:lastColumn="0" w:lastRow="0" w:noHBand="0" w:noVBand="1" w:val="04A0"/>
+        <w:tblCaption w:val="Exercise 5"/>
+        <w:tblDescription w:val="Layout table. It only arranges the page; read its cells in order."/>
       </w:tblPr>
       <w:tblGrid>
         <w:gridCol w:w="10368"/>
@@ -1574,8 +1583,6 @@
             <w:tblPr>
               <w:tblW w:type="dxa" w:w="10368"/>
               <w:jc w:val="center"/>
-              <w:tblLayout w:type="fixed"/>
-              <w:tblLook w:firstColumn="1" w:firstRow="1" w:lastColumn="0" w:lastRow="0" w:noHBand="0" w:noVBand="1" w:val="04A0"/>
               <w:tblInd w:type="dxa" w:w="0"/>
               <w:tblBorders>
                 <w:top w:val="single" w:color="B9C9CE" w:sz="4" w:space="0"/>
@@ -1583,6 +1590,10 @@
                 <w:bottom w:val="single" w:color="B9C9CE" w:sz="4" w:space="0"/>
                 <w:right w:val="single" w:color="B9C9CE" w:sz="4" w:space="0"/>
               </w:tblBorders>
+              <w:tblLayout w:type="fixed"/>
+              <w:tblLook w:firstColumn="1" w:firstRow="1" w:lastColumn="0" w:lastRow="0" w:noHBand="0" w:noVBand="1" w:val="04A0"/>
+              <w:tblCaption w:val="Workspace"/>
+              <w:tblDescription w:val="Layout table that frames the blank workspace for this exercise."/>
             </w:tblPr>
             <w:tblGrid>
               <w:gridCol w:w="10368"/>
@@ -1629,7 +1640,7 @@
                     <w:drawing>
                       <wp:inline xmlns:a="http://schemas.openxmlformats.org/drawingml/2006/main" xmlns:pic="http://schemas.openxmlformats.org/drawingml/2006/picture">
                         <wp:extent cx="6382512" cy="685800"/>
-                        <wp:docPr id="5" name="Picture 5" descr="PUBLISHER_WORKSPACE: Blank square grid for sketching a geometric figure or net. The grid has no assigned measurements or scale." title="SHOW YOUR THINKING"/>
+                        <wp:docPr id="5" name="Picture 5" descr="Blank square grid for sketching a geometric figure or net. The grid has no assigned measurements or scale." title="SHOW YOUR THINKING"/>
                         <wp:cNvGraphicFramePr>
                           <a:graphicFrameLocks noChangeAspect="1"/>
                         </wp:cNvGraphicFramePr>
@@ -1696,8 +1707,6 @@
       <w:tblPr>
         <w:tblW w:type="dxa" w:w="10368"/>
         <w:jc w:val="center"/>
-        <w:tblLayout w:type="fixed"/>
-        <w:tblLook w:firstColumn="1" w:firstRow="1" w:lastColumn="0" w:lastRow="0" w:noHBand="0" w:noVBand="1" w:val="04A0"/>
         <w:tblInd w:type="dxa" w:w="0"/>
         <w:tblBorders>
           <w:top w:val="nil"/>
@@ -1707,6 +1716,10 @@
           <w:insideH w:val="nil"/>
           <w:insideV w:val="nil"/>
         </w:tblBorders>
+        <w:tblLayout w:type="fixed"/>
+        <w:tblLook w:firstColumn="1" w:firstRow="1" w:lastColumn="0" w:lastRow="0" w:noHBand="0" w:noVBand="1" w:val="04A0"/>
+        <w:tblCaption w:val="Exercise 6"/>
+        <w:tblDescription w:val="Layout table. It only arranges the page; read its cells in order."/>
       </w:tblPr>
       <w:tblGrid>
         <w:gridCol w:w="10368"/>
@@ -1793,8 +1806,6 @@
             <w:tblPr>
               <w:tblW w:type="dxa" w:w="10368"/>
               <w:jc w:val="center"/>
-              <w:tblLayout w:type="fixed"/>
-              <w:tblLook w:firstColumn="1" w:firstRow="1" w:lastColumn="0" w:lastRow="0" w:noHBand="0" w:noVBand="1" w:val="04A0"/>
               <w:tblInd w:type="dxa" w:w="0"/>
               <w:tblBorders>
                 <w:top w:val="single" w:color="B9C9CE" w:sz="4" w:space="0"/>
@@ -1802,6 +1813,10 @@
                 <w:bottom w:val="single" w:color="B9C9CE" w:sz="4" w:space="0"/>
                 <w:right w:val="single" w:color="B9C9CE" w:sz="4" w:space="0"/>
               </w:tblBorders>
+              <w:tblLayout w:type="fixed"/>
+              <w:tblLook w:firstColumn="1" w:firstRow="1" w:lastColumn="0" w:lastRow="0" w:noHBand="0" w:noVBand="1" w:val="04A0"/>
+              <w:tblCaption w:val="Workspace"/>
+              <w:tblDescription w:val="Layout table that frames the blank workspace for this exercise."/>
             </w:tblPr>
             <w:tblGrid>
               <w:gridCol w:w="10368"/>
@@ -1848,7 +1863,7 @@
                     <w:drawing>
                       <wp:inline xmlns:a="http://schemas.openxmlformats.org/drawingml/2006/main" xmlns:pic="http://schemas.openxmlformats.org/drawingml/2006/picture">
                         <wp:extent cx="6382512" cy="822960"/>
-                        <wp:docPr id="6" name="Picture 6" descr="PUBLISHER_WORKSPACE: Blank ruled workspace for calculations, mathematical labels, and written reasoning." title="EXPLAIN WITH MATHEMATICAL EVIDENCE"/>
+                        <wp:docPr id="6" name="Picture 6" descr="Blank ruled workspace for calculations, mathematical labels, and written reasoning." title="EXPLAIN WITH MATHEMATICAL EVIDENCE"/>
                         <wp:cNvGraphicFramePr>
                           <a:graphicFrameLocks noChangeAspect="1"/>
                         </wp:cNvGraphicFramePr>
@@ -1915,8 +1930,6 @@
       <w:tblPr>
         <w:tblW w:type="dxa" w:w="10368"/>
         <w:jc w:val="center"/>
-        <w:tblLayout w:type="fixed"/>
-        <w:tblLook w:firstColumn="1" w:firstRow="1" w:lastColumn="0" w:lastRow="0" w:noHBand="0" w:noVBand="1" w:val="04A0"/>
         <w:tblInd w:type="dxa" w:w="0"/>
         <w:tblBorders>
           <w:top w:val="nil"/>
@@ -1926,6 +1939,10 @@
           <w:insideH w:val="nil"/>
           <w:insideV w:val="nil"/>
         </w:tblBorders>
+        <w:tblLayout w:type="fixed"/>
+        <w:tblLook w:firstColumn="1" w:firstRow="1" w:lastColumn="0" w:lastRow="0" w:noHBand="0" w:noVBand="1" w:val="04A0"/>
+        <w:tblCaption w:val="Exercise 7"/>
+        <w:tblDescription w:val="Layout table. It only arranges the page; read its cells in order."/>
       </w:tblPr>
       <w:tblGrid>
         <w:gridCol w:w="10368"/>
@@ -2077,8 +2094,6 @@
             <w:tblPr>
               <w:tblW w:type="dxa" w:w="10368"/>
               <w:jc w:val="center"/>
-              <w:tblLayout w:type="fixed"/>
-              <w:tblLook w:firstColumn="1" w:firstRow="1" w:lastColumn="0" w:lastRow="0" w:noHBand="0" w:noVBand="1" w:val="04A0"/>
               <w:tblInd w:type="dxa" w:w="0"/>
               <w:tblBorders>
                 <w:top w:val="single" w:color="B9C9CE" w:sz="4" w:space="0"/>
@@ -2086,6 +2101,10 @@
                 <w:bottom w:val="single" w:color="B9C9CE" w:sz="4" w:space="0"/>
                 <w:right w:val="single" w:color="B9C9CE" w:sz="4" w:space="0"/>
               </w:tblBorders>
+              <w:tblLayout w:type="fixed"/>
+              <w:tblLook w:firstColumn="1" w:firstRow="1" w:lastColumn="0" w:lastRow="0" w:noHBand="0" w:noVBand="1" w:val="04A0"/>
+              <w:tblCaption w:val="Workspace"/>
+              <w:tblDescription w:val="Layout table that frames the blank workspace for this exercise."/>
             </w:tblPr>
             <w:tblGrid>
               <w:gridCol w:w="10368"/>
@@ -2132,7 +2151,7 @@
                     <w:drawing>
                       <wp:inline xmlns:a="http://schemas.openxmlformats.org/drawingml/2006/main" xmlns:pic="http://schemas.openxmlformats.org/drawingml/2006/picture">
                         <wp:extent cx="6382512" cy="685800"/>
-                        <wp:docPr id="7" name="Picture 7" descr="PUBLISHER_WORKSPACE: Blank square grid for sketching a geometric figure or net. The grid has no assigned measurements or scale." title="SHOW YOUR THINKING"/>
+                        <wp:docPr id="7" name="Picture 7" descr="Blank square grid for sketching a geometric figure or net. The grid has no assigned measurements or scale." title="SHOW YOUR THINKING"/>
                         <wp:cNvGraphicFramePr>
                           <a:graphicFrameLocks noChangeAspect="1"/>
                         </wp:cNvGraphicFramePr>
@@ -2199,8 +2218,6 @@
       <w:tblPr>
         <w:tblW w:type="dxa" w:w="10368"/>
         <w:jc w:val="center"/>
-        <w:tblLayout w:type="fixed"/>
-        <w:tblLook w:firstColumn="1" w:firstRow="1" w:lastColumn="0" w:lastRow="0" w:noHBand="0" w:noVBand="1" w:val="04A0"/>
         <w:tblInd w:type="dxa" w:w="0"/>
         <w:tblBorders>
           <w:top w:val="nil"/>
@@ -2210,6 +2227,10 @@
           <w:insideH w:val="nil"/>
           <w:insideV w:val="nil"/>
         </w:tblBorders>
+        <w:tblLayout w:type="fixed"/>
+        <w:tblLook w:firstColumn="1" w:firstRow="1" w:lastColumn="0" w:lastRow="0" w:noHBand="0" w:noVBand="1" w:val="04A0"/>
+        <w:tblCaption w:val="Exercise 8"/>
+        <w:tblDescription w:val="Layout table. It only arranges the page; read its cells in order."/>
       </w:tblPr>
       <w:tblGrid>
         <w:gridCol w:w="10368"/>
@@ -2296,8 +2317,6 @@
             <w:tblPr>
               <w:tblW w:type="dxa" w:w="10368"/>
               <w:jc w:val="center"/>
-              <w:tblLayout w:type="fixed"/>
-              <w:tblLook w:firstColumn="1" w:firstRow="1" w:lastColumn="0" w:lastRow="0" w:noHBand="0" w:noVBand="1" w:val="04A0"/>
               <w:tblInd w:type="dxa" w:w="0"/>
               <w:tblBorders>
                 <w:top w:val="single" w:color="B9C9CE" w:sz="4" w:space="0"/>
@@ -2305,6 +2324,10 @@
                 <w:bottom w:val="single" w:color="B9C9CE" w:sz="4" w:space="0"/>
                 <w:right w:val="single" w:color="B9C9CE" w:sz="4" w:space="0"/>
               </w:tblBorders>
+              <w:tblLayout w:type="fixed"/>
+              <w:tblLook w:firstColumn="1" w:firstRow="1" w:lastColumn="0" w:lastRow="0" w:noHBand="0" w:noVBand="1" w:val="04A0"/>
+              <w:tblCaption w:val="Workspace"/>
+              <w:tblDescription w:val="Layout table that frames the blank workspace for this exercise."/>
             </w:tblPr>
             <w:tblGrid>
               <w:gridCol w:w="10368"/>
@@ -2351,7 +2374,7 @@
                     <w:drawing>
                       <wp:inline xmlns:a="http://schemas.openxmlformats.org/drawingml/2006/main" xmlns:pic="http://schemas.openxmlformats.org/drawingml/2006/picture">
                         <wp:extent cx="6382512" cy="822960"/>
-                        <wp:docPr id="8" name="Picture 8" descr="PUBLISHER_WORKSPACE: Blank ruled workspace for calculations, mathematical labels, and written reasoning." title="EXPLAIN WITH MATHEMATICAL EVIDENCE"/>
+                        <wp:docPr id="8" name="Picture 8" descr="Blank ruled workspace for calculations, mathematical labels, and written reasoning." title="EXPLAIN WITH MATHEMATICAL EVIDENCE"/>
                         <wp:cNvGraphicFramePr>
                           <a:graphicFrameLocks noChangeAspect="1"/>
                         </wp:cNvGraphicFramePr>
@@ -2418,8 +2441,6 @@
       <w:tblPr>
         <w:tblW w:type="dxa" w:w="10368"/>
         <w:jc w:val="center"/>
-        <w:tblLayout w:type="fixed"/>
-        <w:tblLook w:firstColumn="1" w:firstRow="1" w:lastColumn="0" w:lastRow="0" w:noHBand="0" w:noVBand="1" w:val="04A0"/>
         <w:tblInd w:type="dxa" w:w="0"/>
         <w:tblBorders>
           <w:top w:val="nil"/>
@@ -2429,6 +2450,10 @@
           <w:insideH w:val="nil"/>
           <w:insideV w:val="nil"/>
         </w:tblBorders>
+        <w:tblLayout w:type="fixed"/>
+        <w:tblLook w:firstColumn="1" w:firstRow="1" w:lastColumn="0" w:lastRow="0" w:noHBand="0" w:noVBand="1" w:val="04A0"/>
+        <w:tblCaption w:val="Exercise 9"/>
+        <w:tblDescription w:val="Layout table. It only arranges the page; read its cells in order."/>
       </w:tblPr>
       <w:tblGrid>
         <w:gridCol w:w="10368"/>
@@ -2515,8 +2540,6 @@
             <w:tblPr>
               <w:tblW w:type="dxa" w:w="10368"/>
               <w:jc w:val="center"/>
-              <w:tblLayout w:type="fixed"/>
-              <w:tblLook w:firstColumn="1" w:firstRow="1" w:lastColumn="0" w:lastRow="0" w:noHBand="0" w:noVBand="1" w:val="04A0"/>
               <w:tblInd w:type="dxa" w:w="0"/>
               <w:tblBorders>
                 <w:top w:val="single" w:color="B9C9CE" w:sz="4" w:space="0"/>
@@ -2524,6 +2547,10 @@
                 <w:bottom w:val="single" w:color="B9C9CE" w:sz="4" w:space="0"/>
                 <w:right w:val="single" w:color="B9C9CE" w:sz="4" w:space="0"/>
               </w:tblBorders>
+              <w:tblLayout w:type="fixed"/>
+              <w:tblLook w:firstColumn="1" w:firstRow="1" w:lastColumn="0" w:lastRow="0" w:noHBand="0" w:noVBand="1" w:val="04A0"/>
+              <w:tblCaption w:val="Workspace"/>
+              <w:tblDescription w:val="Layout table that frames the blank workspace for this exercise."/>
             </w:tblPr>
             <w:tblGrid>
               <w:gridCol w:w="10368"/>
@@ -2570,7 +2597,7 @@
                     <w:drawing>
                       <wp:inline xmlns:a="http://schemas.openxmlformats.org/drawingml/2006/main" xmlns:pic="http://schemas.openxmlformats.org/drawingml/2006/picture">
                         <wp:extent cx="6382512" cy="685800"/>
-                        <wp:docPr id="9" name="Picture 9" descr="PUBLISHER_WORKSPACE: Blank square grid for sketching a geometric figure or net. The grid has no assigned measurements or scale." title="SHOW YOUR THINKING"/>
+                        <wp:docPr id="9" name="Picture 9" descr="Blank square grid for sketching a geometric figure or net. The grid has no assigned measurements or scale." title="SHOW YOUR THINKING"/>
                         <wp:cNvGraphicFramePr>
                           <a:graphicFrameLocks noChangeAspect="1"/>
                         </wp:cNvGraphicFramePr>
@@ -2637,8 +2664,6 @@
       <w:tblPr>
         <w:tblW w:type="dxa" w:w="10368"/>
         <w:jc w:val="center"/>
-        <w:tblLayout w:type="fixed"/>
-        <w:tblLook w:firstColumn="1" w:firstRow="1" w:lastColumn="0" w:lastRow="0" w:noHBand="0" w:noVBand="1" w:val="04A0"/>
         <w:tblInd w:type="dxa" w:w="0"/>
         <w:tblBorders>
           <w:top w:val="nil"/>
@@ -2648,6 +2673,10 @@
           <w:insideH w:val="nil"/>
           <w:insideV w:val="nil"/>
         </w:tblBorders>
+        <w:tblLayout w:type="fixed"/>
+        <w:tblLook w:firstColumn="1" w:firstRow="1" w:lastColumn="0" w:lastRow="0" w:noHBand="0" w:noVBand="1" w:val="04A0"/>
+        <w:tblCaption w:val="Exercise 10"/>
+        <w:tblDescription w:val="Layout table. It only arranges the page; read its cells in order."/>
       </w:tblPr>
       <w:tblGrid>
         <w:gridCol w:w="10368"/>
@@ -2734,8 +2763,6 @@
             <w:tblPr>
               <w:tblW w:type="dxa" w:w="10368"/>
               <w:jc w:val="center"/>
-              <w:tblLayout w:type="fixed"/>
-              <w:tblLook w:firstColumn="1" w:firstRow="1" w:lastColumn="0" w:lastRow="0" w:noHBand="0" w:noVBand="1" w:val="04A0"/>
               <w:tblInd w:type="dxa" w:w="0"/>
               <w:tblBorders>
                 <w:top w:val="single" w:color="B9C9CE" w:sz="4" w:space="0"/>
@@ -2743,6 +2770,10 @@
                 <w:bottom w:val="single" w:color="B9C9CE" w:sz="4" w:space="0"/>
                 <w:right w:val="single" w:color="B9C9CE" w:sz="4" w:space="0"/>
               </w:tblBorders>
+              <w:tblLayout w:type="fixed"/>
+              <w:tblLook w:firstColumn="1" w:firstRow="1" w:lastColumn="0" w:lastRow="0" w:noHBand="0" w:noVBand="1" w:val="04A0"/>
+              <w:tblCaption w:val="Workspace"/>
+              <w:tblDescription w:val="Layout table that frames the blank workspace for this exercise."/>
             </w:tblPr>
             <w:tblGrid>
               <w:gridCol w:w="10368"/>
@@ -2789,7 +2820,7 @@
                     <w:drawing>
                       <wp:inline xmlns:a="http://schemas.openxmlformats.org/drawingml/2006/main" xmlns:pic="http://schemas.openxmlformats.org/drawingml/2006/picture">
                         <wp:extent cx="6382512" cy="548640"/>
-                        <wp:docPr id="10" name="Picture 10" descr="PUBLISHER_WORKSPACE: Blank ruled workspace for calculations, mathematical labels, and written reasoning." title="RECORD YOUR RESPONSE"/>
+                        <wp:docPr id="10" name="Picture 10" descr="Blank ruled workspace for calculations, mathematical labels, and written reasoning." title="RECORD YOUR RESPONSE"/>
                         <wp:cNvGraphicFramePr>
                           <a:graphicFrameLocks noChangeAspect="1"/>
                         </wp:cNvGraphicFramePr>
@@ -2856,8 +2887,6 @@
       <w:tblPr>
         <w:tblW w:type="dxa" w:w="10368"/>
         <w:jc w:val="center"/>
-        <w:tblLayout w:type="fixed"/>
-        <w:tblLook w:firstColumn="1" w:firstRow="1" w:lastColumn="0" w:lastRow="0" w:noHBand="0" w:noVBand="1" w:val="04A0"/>
         <w:tblInd w:type="dxa" w:w="0"/>
         <w:tblBorders>
           <w:top w:val="nil"/>
@@ -2867,6 +2896,10 @@
           <w:insideH w:val="nil"/>
           <w:insideV w:val="nil"/>
         </w:tblBorders>
+        <w:tblLayout w:type="fixed"/>
+        <w:tblLook w:firstColumn="1" w:firstRow="1" w:lastColumn="0" w:lastRow="0" w:noHBand="0" w:noVBand="1" w:val="04A0"/>
+        <w:tblCaption w:val="Exercise 11"/>
+        <w:tblDescription w:val="Layout table. It only arranges the page; read its cells in order."/>
       </w:tblPr>
       <w:tblGrid>
         <w:gridCol w:w="10368"/>
@@ -2953,8 +2986,6 @@
             <w:tblPr>
               <w:tblW w:type="dxa" w:w="10368"/>
               <w:jc w:val="center"/>
-              <w:tblLayout w:type="fixed"/>
-              <w:tblLook w:firstColumn="1" w:firstRow="1" w:lastColumn="0" w:lastRow="0" w:noHBand="0" w:noVBand="1" w:val="04A0"/>
               <w:tblInd w:type="dxa" w:w="0"/>
               <w:tblBorders>
                 <w:top w:val="single" w:color="B9C9CE" w:sz="4" w:space="0"/>
@@ -2962,6 +2993,10 @@
                 <w:bottom w:val="single" w:color="B9C9CE" w:sz="4" w:space="0"/>
                 <w:right w:val="single" w:color="B9C9CE" w:sz="4" w:space="0"/>
               </w:tblBorders>
+              <w:tblLayout w:type="fixed"/>
+              <w:tblLook w:firstColumn="1" w:firstRow="1" w:lastColumn="0" w:lastRow="0" w:noHBand="0" w:noVBand="1" w:val="04A0"/>
+              <w:tblCaption w:val="Workspace"/>
+              <w:tblDescription w:val="Layout table that frames the blank workspace for this exercise."/>
             </w:tblPr>
             <w:tblGrid>
               <w:gridCol w:w="10368"/>
@@ -3008,7 +3043,7 @@
                     <w:drawing>
                       <wp:inline xmlns:a="http://schemas.openxmlformats.org/drawingml/2006/main" xmlns:pic="http://schemas.openxmlformats.org/drawingml/2006/picture">
                         <wp:extent cx="6382512" cy="685800"/>
-                        <wp:docPr id="11" name="Picture 11" descr="PUBLISHER_WORKSPACE: Blank square grid for sketching a geometric figure or net. The grid has no assigned measurements or scale." title="SHOW YOUR THINKING"/>
+                        <wp:docPr id="11" name="Picture 11" descr="Blank square grid for sketching a geometric figure or net. The grid has no assigned measurements or scale." title="SHOW YOUR THINKING"/>
                         <wp:cNvGraphicFramePr>
                           <a:graphicFrameLocks noChangeAspect="1"/>
                         </wp:cNvGraphicFramePr>
@@ -3075,8 +3110,6 @@
       <w:tblPr>
         <w:tblW w:type="dxa" w:w="10368"/>
         <w:jc w:val="center"/>
-        <w:tblLayout w:type="fixed"/>
-        <w:tblLook w:firstColumn="1" w:firstRow="1" w:lastColumn="0" w:lastRow="0" w:noHBand="0" w:noVBand="1" w:val="04A0"/>
         <w:tblInd w:type="dxa" w:w="0"/>
         <w:tblBorders>
           <w:top w:val="nil"/>
@@ -3086,6 +3119,10 @@
           <w:insideH w:val="nil"/>
           <w:insideV w:val="nil"/>
         </w:tblBorders>
+        <w:tblLayout w:type="fixed"/>
+        <w:tblLook w:firstColumn="1" w:firstRow="1" w:lastColumn="0" w:lastRow="0" w:noHBand="0" w:noVBand="1" w:val="04A0"/>
+        <w:tblCaption w:val="Exercise 12"/>
+        <w:tblDescription w:val="Layout table. It only arranges the page; read its cells in order."/>
       </w:tblPr>
       <w:tblGrid>
         <w:gridCol w:w="10368"/>
@@ -3172,8 +3209,6 @@
             <w:tblPr>
               <w:tblW w:type="dxa" w:w="10368"/>
               <w:jc w:val="center"/>
-              <w:tblLayout w:type="fixed"/>
-              <w:tblLook w:firstColumn="1" w:firstRow="1" w:lastColumn="0" w:lastRow="0" w:noHBand="0" w:noVBand="1" w:val="04A0"/>
               <w:tblInd w:type="dxa" w:w="0"/>
               <w:tblBorders>
                 <w:top w:val="single" w:color="B9C9CE" w:sz="4" w:space="0"/>
@@ -3181,6 +3216,10 @@
                 <w:bottom w:val="single" w:color="B9C9CE" w:sz="4" w:space="0"/>
                 <w:right w:val="single" w:color="B9C9CE" w:sz="4" w:space="0"/>
               </w:tblBorders>
+              <w:tblLayout w:type="fixed"/>
+              <w:tblLook w:firstColumn="1" w:firstRow="1" w:lastColumn="0" w:lastRow="0" w:noHBand="0" w:noVBand="1" w:val="04A0"/>
+              <w:tblCaption w:val="Workspace"/>
+              <w:tblDescription w:val="Layout table that frames the blank workspace for this exercise."/>
             </w:tblPr>
             <w:tblGrid>
               <w:gridCol w:w="10368"/>
@@ -3227,7 +3266,7 @@
                     <w:drawing>
                       <wp:inline xmlns:a="http://schemas.openxmlformats.org/drawingml/2006/main" xmlns:pic="http://schemas.openxmlformats.org/drawingml/2006/picture">
                         <wp:extent cx="6382512" cy="822960"/>
-                        <wp:docPr id="12" name="Picture 12" descr="PUBLISHER_WORKSPACE: Blank ruled workspace for calculations, mathematical labels, and written reasoning." title="EXPLAIN WITH MATHEMATICAL EVIDENCE"/>
+                        <wp:docPr id="12" name="Picture 12" descr="Blank ruled workspace for calculations, mathematical labels, and written reasoning." title="EXPLAIN WITH MATHEMATICAL EVIDENCE"/>
                         <wp:cNvGraphicFramePr>
                           <a:graphicFrameLocks noChangeAspect="1"/>
                         </wp:cNvGraphicFramePr>
@@ -3292,7 +3331,7 @@
     </w:p>
     <w:p>
       <w:pPr>
-        <w:pStyle w:val="PublisherSection"/>
+        <w:pStyle w:val="Heading2"/>
         <w:shd w:val="clear" w:color="auto" w:fill="EEF4F5"/>
         <w:pBdr>
           <w:left w:val="single" w:color="176B70" w:sz="20" w:space="7"/>
@@ -3314,8 +3353,6 @@
       <w:tblPr>
         <w:tblW w:type="dxa" w:w="10368"/>
         <w:jc w:val="center"/>
-        <w:tblLayout w:type="fixed"/>
-        <w:tblLook w:firstColumn="1" w:firstRow="1" w:lastColumn="0" w:lastRow="0" w:noHBand="0" w:noVBand="1" w:val="04A0"/>
         <w:tblInd w:type="dxa" w:w="0"/>
         <w:tblBorders>
           <w:top w:val="nil"/>
@@ -3325,6 +3362,10 @@
           <w:insideH w:val="nil"/>
           <w:insideV w:val="nil"/>
         </w:tblBorders>
+        <w:tblLayout w:type="fixed"/>
+        <w:tblLook w:firstColumn="1" w:firstRow="1" w:lastColumn="0" w:lastRow="0" w:noHBand="0" w:noVBand="1" w:val="04A0"/>
+        <w:tblCaption w:val="Exercise 13"/>
+        <w:tblDescription w:val="Layout table. It only arranges the page; read its cells in order."/>
       </w:tblPr>
       <w:tblGrid>
         <w:gridCol w:w="10368"/>
@@ -3411,8 +3452,6 @@
             <w:tblPr>
               <w:tblW w:type="dxa" w:w="10368"/>
               <w:jc w:val="center"/>
-              <w:tblLayout w:type="fixed"/>
-              <w:tblLook w:firstColumn="1" w:firstRow="1" w:lastColumn="0" w:lastRow="0" w:noHBand="0" w:noVBand="1" w:val="04A0"/>
               <w:tblInd w:type="dxa" w:w="0"/>
               <w:tblBorders>
                 <w:top w:val="single" w:color="B9C9CE" w:sz="4" w:space="0"/>
@@ -3420,6 +3459,10 @@
                 <w:bottom w:val="single" w:color="B9C9CE" w:sz="4" w:space="0"/>
                 <w:right w:val="single" w:color="B9C9CE" w:sz="4" w:space="0"/>
               </w:tblBorders>
+              <w:tblLayout w:type="fixed"/>
+              <w:tblLook w:firstColumn="1" w:firstRow="1" w:lastColumn="0" w:lastRow="0" w:noHBand="0" w:noVBand="1" w:val="04A0"/>
+              <w:tblCaption w:val="Workspace"/>
+              <w:tblDescription w:val="Layout table that frames the blank workspace for this exercise."/>
             </w:tblPr>
             <w:tblGrid>
               <w:gridCol w:w="10368"/>
@@ -3466,7 +3509,7 @@
                     <w:drawing>
                       <wp:inline xmlns:a="http://schemas.openxmlformats.org/drawingml/2006/main" xmlns:pic="http://schemas.openxmlformats.org/drawingml/2006/picture">
                         <wp:extent cx="6382512" cy="548640"/>
-                        <wp:docPr id="13" name="Picture 13" descr="PUBLISHER_WORKSPACE: Blank square grid for sketching a geometric figure or net. The grid has no assigned measurements or scale." title="SHOW YOUR THINKING"/>
+                        <wp:docPr id="13" name="Picture 13" descr="Blank square grid for sketching a geometric figure or net. The grid has no assigned measurements or scale." title="SHOW YOUR THINKING"/>
                         <wp:cNvGraphicFramePr>
                           <a:graphicFrameLocks noChangeAspect="1"/>
                         </wp:cNvGraphicFramePr>
@@ -3533,8 +3576,6 @@
       <w:tblPr>
         <w:tblW w:type="dxa" w:w="10368"/>
         <w:jc w:val="center"/>
-        <w:tblLayout w:type="fixed"/>
-        <w:tblLook w:firstColumn="1" w:firstRow="1" w:lastColumn="0" w:lastRow="0" w:noHBand="0" w:noVBand="1" w:val="04A0"/>
         <w:tblInd w:type="dxa" w:w="0"/>
         <w:tblBorders>
           <w:top w:val="nil"/>
@@ -3544,6 +3585,10 @@
           <w:insideH w:val="nil"/>
           <w:insideV w:val="nil"/>
         </w:tblBorders>
+        <w:tblLayout w:type="fixed"/>
+        <w:tblLook w:firstColumn="1" w:firstRow="1" w:lastColumn="0" w:lastRow="0" w:noHBand="0" w:noVBand="1" w:val="04A0"/>
+        <w:tblCaption w:val="Exercise 14"/>
+        <w:tblDescription w:val="Layout table. It only arranges the page; read its cells in order."/>
       </w:tblPr>
       <w:tblGrid>
         <w:gridCol w:w="10368"/>
@@ -3630,8 +3675,6 @@
             <w:tblPr>
               <w:tblW w:type="dxa" w:w="10368"/>
               <w:jc w:val="center"/>
-              <w:tblLayout w:type="fixed"/>
-              <w:tblLook w:firstColumn="1" w:firstRow="1" w:lastColumn="0" w:lastRow="0" w:noHBand="0" w:noVBand="1" w:val="04A0"/>
               <w:tblInd w:type="dxa" w:w="0"/>
               <w:tblBorders>
                 <w:top w:val="single" w:color="B9C9CE" w:sz="4" w:space="0"/>
@@ -3639,6 +3682,10 @@
                 <w:bottom w:val="single" w:color="B9C9CE" w:sz="4" w:space="0"/>
                 <w:right w:val="single" w:color="B9C9CE" w:sz="4" w:space="0"/>
               </w:tblBorders>
+              <w:tblLayout w:type="fixed"/>
+              <w:tblLook w:firstColumn="1" w:firstRow="1" w:lastColumn="0" w:lastRow="0" w:noHBand="0" w:noVBand="1" w:val="04A0"/>
+              <w:tblCaption w:val="Workspace"/>
+              <w:tblDescription w:val="Layout table that frames the blank workspace for this exercise."/>
             </w:tblPr>
             <w:tblGrid>
               <w:gridCol w:w="10368"/>
@@ -3685,7 +3732,7 @@
                     <w:drawing>
                       <wp:inline xmlns:a="http://schemas.openxmlformats.org/drawingml/2006/main" xmlns:pic="http://schemas.openxmlformats.org/drawingml/2006/picture">
                         <wp:extent cx="6382512" cy="548640"/>
-                        <wp:docPr id="14" name="Picture 14" descr="PUBLISHER_WORKSPACE: Blank square grid for sketching a geometric figure or net. The grid has no assigned measurements or scale." title="SHOW YOUR THINKING"/>
+                        <wp:docPr id="14" name="Picture 14" descr="Blank square grid for sketching a geometric figure or net. The grid has no assigned measurements or scale." title="SHOW YOUR THINKING"/>
                         <wp:cNvGraphicFramePr>
                           <a:graphicFrameLocks noChangeAspect="1"/>
                         </wp:cNvGraphicFramePr>
@@ -3752,8 +3799,6 @@
       <w:tblPr>
         <w:tblW w:type="dxa" w:w="10368"/>
         <w:jc w:val="center"/>
-        <w:tblLayout w:type="fixed"/>
-        <w:tblLook w:firstColumn="1" w:firstRow="1" w:lastColumn="0" w:lastRow="0" w:noHBand="0" w:noVBand="1" w:val="04A0"/>
         <w:tblInd w:type="dxa" w:w="0"/>
         <w:tblBorders>
           <w:top w:val="nil"/>
@@ -3763,6 +3808,10 @@
           <w:insideH w:val="nil"/>
           <w:insideV w:val="nil"/>
         </w:tblBorders>
+        <w:tblLayout w:type="fixed"/>
+        <w:tblLook w:firstColumn="1" w:firstRow="1" w:lastColumn="0" w:lastRow="0" w:noHBand="0" w:noVBand="1" w:val="04A0"/>
+        <w:tblCaption w:val="Exercise 15"/>
+        <w:tblDescription w:val="Layout table. It only arranges the page; read its cells in order."/>
       </w:tblPr>
       <w:tblGrid>
         <w:gridCol w:w="10368"/>
@@ -3849,8 +3898,6 @@
             <w:tblPr>
               <w:tblW w:type="dxa" w:w="10368"/>
               <w:jc w:val="center"/>
-              <w:tblLayout w:type="fixed"/>
-              <w:tblLook w:firstColumn="1" w:firstRow="1" w:lastColumn="0" w:lastRow="0" w:noHBand="0" w:noVBand="1" w:val="04A0"/>
               <w:tblInd w:type="dxa" w:w="0"/>
               <w:tblBorders>
                 <w:top w:val="single" w:color="B9C9CE" w:sz="4" w:space="0"/>
@@ -3858,6 +3905,10 @@
                 <w:bottom w:val="single" w:color="B9C9CE" w:sz="4" w:space="0"/>
                 <w:right w:val="single" w:color="B9C9CE" w:sz="4" w:space="0"/>
               </w:tblBorders>
+              <w:tblLayout w:type="fixed"/>
+              <w:tblLook w:firstColumn="1" w:firstRow="1" w:lastColumn="0" w:lastRow="0" w:noHBand="0" w:noVBand="1" w:val="04A0"/>
+              <w:tblCaption w:val="Workspace"/>
+              <w:tblDescription w:val="Layout table that frames the blank workspace for this exercise."/>
             </w:tblPr>
             <w:tblGrid>
               <w:gridCol w:w="10368"/>
@@ -3904,7 +3955,7 @@
                     <w:drawing>
                       <wp:inline xmlns:a="http://schemas.openxmlformats.org/drawingml/2006/main" xmlns:pic="http://schemas.openxmlformats.org/drawingml/2006/picture">
                         <wp:extent cx="6382512" cy="548640"/>
-                        <wp:docPr id="15" name="Picture 15" descr="PUBLISHER_WORKSPACE: Blank square grid for sketching a geometric figure or net. The grid has no assigned measurements or scale." title="SHOW YOUR THINKING"/>
+                        <wp:docPr id="15" name="Picture 15" descr="Blank square grid for sketching a geometric figure or net. The grid has no assigned measurements or scale." title="SHOW YOUR THINKING"/>
                         <wp:cNvGraphicFramePr>
                           <a:graphicFrameLocks noChangeAspect="1"/>
                         </wp:cNvGraphicFramePr>
@@ -3969,7 +4020,7 @@
     </w:p>
     <w:p>
       <w:pPr>
-        <w:pStyle w:val="PublisherSection"/>
+        <w:pStyle w:val="Heading2"/>
         <w:shd w:val="clear" w:color="auto" w:fill="EEF4F5"/>
         <w:pBdr>
           <w:left w:val="single" w:color="176B70" w:sz="20" w:space="7"/>
@@ -3991,8 +4042,6 @@
       <w:tblPr>
         <w:tblW w:type="dxa" w:w="10368"/>
         <w:jc w:val="center"/>
-        <w:tblLayout w:type="fixed"/>
-        <w:tblLook w:firstColumn="1" w:firstRow="1" w:lastColumn="0" w:lastRow="0" w:noHBand="0" w:noVBand="1" w:val="04A0"/>
         <w:tblInd w:type="dxa" w:w="0"/>
         <w:tblBorders>
           <w:top w:val="nil"/>
@@ -4002,6 +4051,10 @@
           <w:insideH w:val="nil"/>
           <w:insideV w:val="nil"/>
         </w:tblBorders>
+        <w:tblLayout w:type="fixed"/>
+        <w:tblLook w:firstColumn="1" w:firstRow="1" w:lastColumn="0" w:lastRow="0" w:noHBand="0" w:noVBand="1" w:val="04A0"/>
+        <w:tblCaption w:val="Exercise 16"/>
+        <w:tblDescription w:val="Layout table. It only arranges the page; read its cells in order."/>
       </w:tblPr>
       <w:tblGrid>
         <w:gridCol w:w="10368"/>
@@ -4070,8 +4123,6 @@
           <w:tbl>
             <w:tblPr>
               <w:tblW w:type="dxa" w:w="10368"/>
-              <w:tblLayout w:type="fixed"/>
-              <w:tblLook w:firstColumn="1" w:firstRow="1" w:lastColumn="0" w:lastRow="0" w:noHBand="0" w:noVBand="1" w:val="04A0"/>
               <w:jc w:val="center"/>
               <w:tblInd w:type="dxa" w:w="0"/>
               <w:tblBorders>
@@ -4082,6 +4133,10 @@
                 <w:insideH w:val="single" w:color="B9C9CE" w:sz="4" w:space="0"/>
                 <w:insideV w:val="single" w:color="B9C9CE" w:sz="4" w:space="0"/>
               </w:tblBorders>
+              <w:tblLayout w:type="fixed"/>
+              <w:tblLook w:firstColumn="1" w:firstRow="1" w:lastColumn="0" w:lastRow="0" w:noHBand="0" w:noVBand="1" w:val="04A0"/>
+              <w:tblCaption w:val="Layout"/>
+              <w:tblDescription w:val="Layout table. It only arranges the page; read its cells in order."/>
             </w:tblPr>
             <w:tblGrid>
               <w:gridCol w:w="5184"/>
@@ -4250,8 +4305,6 @@
       <w:tblPr>
         <w:tblW w:type="dxa" w:w="10368"/>
         <w:jc w:val="center"/>
-        <w:tblLayout w:type="fixed"/>
-        <w:tblLook w:firstColumn="1" w:firstRow="1" w:lastColumn="0" w:lastRow="0" w:noHBand="0" w:noVBand="1" w:val="04A0"/>
         <w:tblInd w:type="dxa" w:w="0"/>
         <w:tblBorders>
           <w:top w:val="nil"/>
@@ -4261,6 +4314,10 @@
           <w:insideH w:val="nil"/>
           <w:insideV w:val="nil"/>
         </w:tblBorders>
+        <w:tblLayout w:type="fixed"/>
+        <w:tblLook w:firstColumn="1" w:firstRow="1" w:lastColumn="0" w:lastRow="0" w:noHBand="0" w:noVBand="1" w:val="04A0"/>
+        <w:tblCaption w:val="Exercise 17"/>
+        <w:tblDescription w:val="Layout table. It only arranges the page; read its cells in order."/>
       </w:tblPr>
       <w:tblGrid>
         <w:gridCol w:w="10368"/>
@@ -4329,8 +4386,6 @@
           <w:tbl>
             <w:tblPr>
               <w:tblW w:type="dxa" w:w="10368"/>
-              <w:tblLayout w:type="fixed"/>
-              <w:tblLook w:firstColumn="1" w:firstRow="1" w:lastColumn="0" w:lastRow="0" w:noHBand="0" w:noVBand="1" w:val="04A0"/>
               <w:jc w:val="center"/>
               <w:tblInd w:type="dxa" w:w="0"/>
               <w:tblBorders>
@@ -4341,6 +4396,10 @@
                 <w:insideH w:val="single" w:color="B9C9CE" w:sz="4" w:space="0"/>
                 <w:insideV w:val="single" w:color="B9C9CE" w:sz="4" w:space="0"/>
               </w:tblBorders>
+              <w:tblLayout w:type="fixed"/>
+              <w:tblLook w:firstColumn="1" w:firstRow="1" w:lastColumn="0" w:lastRow="0" w:noHBand="0" w:noVBand="1" w:val="04A0"/>
+              <w:tblCaption w:val="Layout"/>
+              <w:tblDescription w:val="Layout table. It only arranges the page; read its cells in order."/>
             </w:tblPr>
             <w:tblGrid>
               <w:gridCol w:w="10368"/>
@@ -4517,8 +4576,6 @@
       <w:tblPr>
         <w:tblW w:type="dxa" w:w="10368"/>
         <w:jc w:val="center"/>
-        <w:tblLayout w:type="fixed"/>
-        <w:tblLook w:firstColumn="1" w:firstRow="1" w:lastColumn="0" w:lastRow="0" w:noHBand="0" w:noVBand="1" w:val="04A0"/>
         <w:tblInd w:type="dxa" w:w="0"/>
         <w:tblBorders>
           <w:top w:val="nil"/>
@@ -4528,6 +4585,10 @@
           <w:insideH w:val="nil"/>
           <w:insideV w:val="nil"/>
         </w:tblBorders>
+        <w:tblLayout w:type="fixed"/>
+        <w:tblLook w:firstColumn="1" w:firstRow="1" w:lastColumn="0" w:lastRow="0" w:noHBand="0" w:noVBand="1" w:val="04A0"/>
+        <w:tblCaption w:val="Exercise 18"/>
+        <w:tblDescription w:val="Layout table. It only arranges the page; read its cells in order."/>
       </w:tblPr>
       <w:tblGrid>
         <w:gridCol w:w="10368"/>
@@ -4596,8 +4657,6 @@
           <w:tbl>
             <w:tblPr>
               <w:tblW w:type="dxa" w:w="10368"/>
-              <w:tblLayout w:type="fixed"/>
-              <w:tblLook w:firstColumn="1" w:firstRow="1" w:lastColumn="0" w:lastRow="0" w:noHBand="0" w:noVBand="1" w:val="04A0"/>
               <w:jc w:val="center"/>
               <w:tblInd w:type="dxa" w:w="0"/>
               <w:tblBorders>
@@ -4608,6 +4667,10 @@
                 <w:insideH w:val="single" w:color="B9C9CE" w:sz="4" w:space="0"/>
                 <w:insideV w:val="single" w:color="B9C9CE" w:sz="4" w:space="0"/>
               </w:tblBorders>
+              <w:tblLayout w:type="fixed"/>
+              <w:tblLook w:firstColumn="1" w:firstRow="1" w:lastColumn="0" w:lastRow="0" w:noHBand="0" w:noVBand="1" w:val="04A0"/>
+              <w:tblCaption w:val="Layout"/>
+              <w:tblDescription w:val="Layout table. It only arranges the page; read its cells in order."/>
             </w:tblPr>
             <w:tblGrid>
               <w:gridCol w:w="5184"/>
@@ -4758,7 +4821,7 @@
           </w:p>
           <w:p>
             <w:pPr>
-              <w:pStyle w:val="PublisherSection"/>
+              <w:pStyle w:val="Heading2"/>
               <w:shd w:val="clear" w:color="auto" w:fill="FAF5E9"/>
               <w:pBdr>
                 <w:left w:val="single" w:color="B57720" w:sz="20" w:space="7"/>
@@ -4780,8 +4843,6 @@
             <w:tblPr>
               <w:tblW w:type="dxa" w:w="10368"/>
               <w:jc w:val="center"/>
-              <w:tblLayout w:type="fixed"/>
-              <w:tblLook w:firstColumn="1" w:firstRow="1" w:lastColumn="0" w:lastRow="0" w:noHBand="0" w:noVBand="1" w:val="04A0"/>
               <w:tblInd w:type="dxa" w:w="0"/>
               <w:tblBorders>
                 <w:top w:val="single" w:color="B9C9CE" w:sz="4" w:space="0"/>
@@ -4791,6 +4852,10 @@
                 <w:insideH w:val="single" w:color="FFFFFF" w:sz="8" w:space="0"/>
                 <w:insideV w:val="single" w:color="FFFFFF" w:sz="12" w:space="0"/>
               </w:tblBorders>
+              <w:tblLayout w:type="fixed"/>
+              <w:tblLook w:firstColumn="1" w:firstRow="1" w:lastColumn="0" w:lastRow="0" w:noHBand="0" w:noVBand="1" w:val="04A0"/>
+              <w:tblCaption w:val="Layout"/>
+              <w:tblDescription w:val="Layout table. It only arranges the page; read its cells in order."/>
             </w:tblPr>
             <w:tblGrid>
               <w:gridCol w:w="6768"/>
@@ -5023,7 +5088,7 @@
         <w:sz w:val="16"/>
         <w:szCs w:val="16"/>
       </w:rPr>
-      <w:t>Lesson 9.2 / Session 1  /  Regular  /  V2</w:t>
+      <w:t>Lesson 9.2 / Session 1</w:t>
     </w:r>
     <w:r>
       <w:rPr>
@@ -5089,7 +5154,7 @@
         <w:szCs w:val="16"/>
       </w:rPr>
       <w:tab/>
-      <w:t>HOMEWORK  /  V2</w:t>
+      <w:t>HOMEWORK</w:t>
     </w:r>
   </w:p>
 </w:hdr>
@@ -5527,19 +5592,20 @@
     <w:rsid w:val="00FC693F"/>
     <w:pPr>
       <w:keepNext/>
-      <w:keepLines/>
       <w:widowControl/>
-      <w:spacing w:before="200" w:after="120" w:line="269" w:lineRule="auto"/>
+      <w:spacing w:after="100" w:line="245" w:lineRule="auto" w:before="0"/>
       <w:ind w:left="0" w:right="0" w:firstLine="0"/>
+      <w:contextualSpacing/>
       <w:outlineLvl w:val="0"/>
     </w:pPr>
     <w:rPr>
       <w:rFonts w:ascii="Arial" w:hAnsi="Arial" w:eastAsia="Arial" w:cs="Arial"/>
       <w:b/>
-      <w:bCs/>
       <w:color w:val="183E56"/>
-      <w:sz w:val="34"/>
-      <w:szCs w:val="34"/>
+      <w:spacing w:val="5"/>
+      <w:kern w:val="28"/>
+      <w:sz w:val="46"/>
+      <w:szCs w:val="46"/>
     </w:rPr>
   </w:style>
   <w:style w:type="paragraph" w:styleId="Heading2">
@@ -5553,19 +5619,17 @@
     <w:rsid w:val="00FC693F"/>
     <w:pPr>
       <w:keepNext/>
-      <w:keepLines/>
       <w:widowControl/>
-      <w:spacing w:before="180" w:after="100" w:line="269" w:lineRule="auto"/>
+      <w:spacing w:before="200" w:after="120" w:line="269" w:lineRule="auto"/>
       <w:ind w:left="0" w:right="0" w:firstLine="0"/>
       <w:outlineLvl w:val="1"/>
     </w:pPr>
     <w:rPr>
       <w:rFonts w:ascii="Arial" w:hAnsi="Arial" w:eastAsia="Arial" w:cs="Arial"/>
       <w:b/>
-      <w:bCs/>
-      <w:color w:val="176B70"/>
-      <w:sz w:val="22"/>
-      <w:szCs w:val="22"/>
+      <w:color w:val="183E56"/>
+      <w:sz w:val="21"/>
+      <w:szCs w:val="21"/>
     </w:rPr>
   </w:style>
   <w:style w:type="paragraph" w:styleId="Heading3">

--- a/lessons/9-2-group2/homework.docx
+++ b/lessons/9-2-group2/homework.docx
@@ -55,7 +55,7 @@
         <w:rPr>
           <w:rFonts w:ascii="Arial" w:hAnsi="Arial" w:eastAsia="Arial" w:cs="Arial"/>
         </w:rPr>
-        <w:t>Maryland Standard 6.EE.C.9   ·   Learning target — I can turn a table of values into points and plot them on a graph.</w:t>
+        <w:t>Maryland Standard 6.AT.11   ·   Learning target — I can turn a table of values into points and plot them on a graph.</w:t>
       </w:r>
     </w:p>
     <w:p>
